--- a/fixtures/basic/basic-resume-a4.docx
+++ b/fixtures/basic/basic-resume-a4.docx
@@ -61,7 +61,7 @@
         <w:rPr>
           <w:rtl w:val="0"/>
         </w:rPr>
-        <w:t xml:space="preserve">Administrative assistant with five years of experience supporting busy offices in finance and health care. Organized, calm with a full calendar, and comfortable with Microsoft 365, scheduling systems and basic bookkeeping.</w:t>
+        <w:t xml:space="preserve">Administrative assistant with seven years of experience supporting busy offices in finance and health care. Organized, calm with a full calendar, and comfortable with Microsoft 365, scheduling systems and basic bookkeeping.</w:t>
       </w:r>
     </w:p>
     <w:p>
